--- a/docs/64LunaRune.docx
+++ b/docs/64LunaRune.docx
@@ -16578,97 +16578,8 @@
           <w:szCs w:val="28"/>
         </w:rPr>
       </w:pPr>
-    </w:p>
-    <w:p>
-      <w:pPr>
-        <w:tabs>
-          <w:tab w:val="left" w:pos="600"/>
-        </w:tabs>
-        <w:spacing w:line="335" w:lineRule="exact"/>
-        <w:rPr>
-          <w:rFonts w:ascii="Taipei Sans TC Beta Light" w:eastAsia="Taipei Sans TC Beta Light" w:hAnsi="Taipei Sans TC Beta Light"/>
-          <w:sz w:val="28"/>
-          <w:szCs w:val="28"/>
-        </w:rPr>
-      </w:pPr>
-    </w:p>
-    <w:p>
-      <w:pPr>
-        <w:tabs>
-          <w:tab w:val="left" w:pos="600"/>
-        </w:tabs>
-        <w:spacing w:line="335" w:lineRule="exact"/>
-        <w:rPr>
-          <w:rFonts w:ascii="Taipei Sans TC Beta Light" w:eastAsia="Taipei Sans TC Beta Light" w:hAnsi="Taipei Sans TC Beta Light"/>
-          <w:sz w:val="28"/>
-          <w:szCs w:val="28"/>
-        </w:rPr>
-      </w:pPr>
-    </w:p>
-    <w:p>
-      <w:pPr>
-        <w:tabs>
-          <w:tab w:val="left" w:pos="600"/>
-        </w:tabs>
-        <w:spacing w:line="335" w:lineRule="exact"/>
-        <w:rPr>
-          <w:rFonts w:ascii="Taipei Sans TC Beta Light" w:eastAsia="Taipei Sans TC Beta Light" w:hAnsi="Taipei Sans TC Beta Light"/>
-          <w:sz w:val="28"/>
-          <w:szCs w:val="28"/>
-        </w:rPr>
-      </w:pPr>
-    </w:p>
-    <w:p>
-      <w:pPr>
-        <w:tabs>
-          <w:tab w:val="left" w:pos="600"/>
-        </w:tabs>
-        <w:spacing w:line="335" w:lineRule="exact"/>
-        <w:rPr>
-          <w:rFonts w:ascii="Taipei Sans TC Beta Light" w:eastAsia="Taipei Sans TC Beta Light" w:hAnsi="Taipei Sans TC Beta Light"/>
-          <w:sz w:val="28"/>
-          <w:szCs w:val="28"/>
-        </w:rPr>
-      </w:pPr>
-    </w:p>
-    <w:p>
-      <w:pPr>
-        <w:tabs>
-          <w:tab w:val="left" w:pos="600"/>
-        </w:tabs>
-        <w:spacing w:line="335" w:lineRule="exact"/>
-        <w:rPr>
-          <w:rFonts w:ascii="Taipei Sans TC Beta Light" w:eastAsia="Taipei Sans TC Beta Light" w:hAnsi="Taipei Sans TC Beta Light"/>
-          <w:sz w:val="28"/>
-          <w:szCs w:val="28"/>
-        </w:rPr>
-      </w:pPr>
-    </w:p>
-    <w:p>
-      <w:pPr>
-        <w:tabs>
-          <w:tab w:val="left" w:pos="600"/>
-        </w:tabs>
-        <w:spacing w:line="335" w:lineRule="exact"/>
-        <w:rPr>
-          <w:rFonts w:ascii="Taipei Sans TC Beta Light" w:eastAsia="Taipei Sans TC Beta Light" w:hAnsi="Taipei Sans TC Beta Light"/>
-          <w:sz w:val="28"/>
-          <w:szCs w:val="28"/>
-        </w:rPr>
-      </w:pPr>
-    </w:p>
-    <w:p>
-      <w:pPr>
-        <w:tabs>
-          <w:tab w:val="left" w:pos="600"/>
-        </w:tabs>
-        <w:spacing w:line="335" w:lineRule="exact"/>
-        <w:rPr>
-          <w:rFonts w:ascii="Taipei Sans TC Beta Light" w:eastAsia="Taipei Sans TC Beta Light" w:hAnsi="Taipei Sans TC Beta Light"/>
-          <w:sz w:val="28"/>
-          <w:szCs w:val="28"/>
-        </w:rPr>
-      </w:pPr>
+      <w:bookmarkStart w:id="0" w:name="_GoBack"/>
+      <w:bookmarkEnd w:id="0"/>
     </w:p>
     <w:p>
       <w:pPr>
@@ -31584,12 +31495,7 @@
     <w:p>
       <w:pPr>
         <w:pStyle w:val="a3"/>
-        <w:rPr>
-          <w:rFonts w:hint="eastAsia"/>
-        </w:rPr>
-      </w:pPr>
-      <w:bookmarkStart w:id="0" w:name="_GoBack"/>
-      <w:bookmarkEnd w:id="0"/>
+      </w:pPr>
     </w:p>
     <w:p>
       <w:pPr>
@@ -34461,7 +34367,7 @@
 </file>
 
 <file path=customXml/itemProps1.xml><?xml version="1.0" encoding="utf-8"?>
-<ds:datastoreItem xmlns:ds="http://schemas.openxmlformats.org/officeDocument/2006/customXml" ds:itemID="{2CC880B4-F7A7-4BAE-8317-B304EEFFD53F}">
+<ds:datastoreItem xmlns:ds="http://schemas.openxmlformats.org/officeDocument/2006/customXml" ds:itemID="{FD07839D-22A9-4CCC-BE03-D3F88AC8E030}">
   <ds:schemaRefs>
     <ds:schemaRef ds:uri="http://schemas.openxmlformats.org/officeDocument/2006/bibliography"/>
   </ds:schemaRefs>
